--- a/docx/Automation/BitBucket_Code_Map_Automations.docx
+++ b/docx/Automation/BitBucket_Code_Map_Automations.docx
@@ -1333,8 +1333,16 @@
       <w:tblPr>
         <w:tblStyle w:val="Table"/>
         <w:tblW w:type="pct" w:w="5000"/>
-        <w:tblLayout w:type="fixed"/>
+        <w:tblLayout w:type="autofit"/>
         <w:tblLook w:firstRow="1" w:lastRow="0" w:firstColumn="0" w:lastColumn="0" w:noHBand="0" w:noVBand="0" w:val="0020"/>
+        <w:tblBorders>
+          <w:top w:val="single" w:sz="6" w:space="0" w:color="auto"/>
+          <w:left w:val="single" w:sz="6" w:space="0" w:color="auto"/>
+          <w:bottom w:val="single" w:sz="6" w:space="0" w:color="auto"/>
+          <w:right w:val="single" w:sz="6" w:space="0" w:color="auto"/>
+          <w:insideH w:val="single" w:sz="6" w:space="0" w:color="auto"/>
+          <w:insideV w:val="single" w:sz="6" w:space="0" w:color="auto"/>
+        </w:tblBorders>
       </w:tblPr>
       <w:tblGrid>
         <w:gridCol w:w="2851"/>
@@ -2022,8 +2030,16 @@
       <w:tblPr>
         <w:tblStyle w:val="Table"/>
         <w:tblW w:type="pct" w:w="5000"/>
-        <w:tblLayout w:type="fixed"/>
+        <w:tblLayout w:type="autofit"/>
         <w:tblLook w:firstRow="1" w:lastRow="0" w:firstColumn="0" w:lastColumn="0" w:noHBand="0" w:noVBand="0" w:val="0020"/>
+        <w:tblBorders>
+          <w:top w:val="single" w:sz="6" w:space="0" w:color="auto"/>
+          <w:left w:val="single" w:sz="6" w:space="0" w:color="auto"/>
+          <w:bottom w:val="single" w:sz="6" w:space="0" w:color="auto"/>
+          <w:right w:val="single" w:sz="6" w:space="0" w:color="auto"/>
+          <w:insideH w:val="single" w:sz="6" w:space="0" w:color="auto"/>
+          <w:insideV w:val="single" w:sz="6" w:space="0" w:color="auto"/>
+        </w:tblBorders>
       </w:tblPr>
       <w:tblGrid>
         <w:gridCol w:w="2520"/>
@@ -3338,6 +3354,15 @@
         <w:tblStyle w:val="Table"/>
         <w:tblW w:type="auto" w:w="0"/>
         <w:tblLook w:firstRow="1" w:lastRow="0" w:firstColumn="0" w:lastColumn="0" w:noHBand="0" w:noVBand="0" w:val="0020"/>
+        <w:tblLayout w:type="autofit"/>
+        <w:tblBorders>
+          <w:top w:val="single" w:sz="6" w:space="0" w:color="auto"/>
+          <w:left w:val="single" w:sz="6" w:space="0" w:color="auto"/>
+          <w:bottom w:val="single" w:sz="6" w:space="0" w:color="auto"/>
+          <w:right w:val="single" w:sz="6" w:space="0" w:color="auto"/>
+          <w:insideH w:val="single" w:sz="6" w:space="0" w:color="auto"/>
+          <w:insideV w:val="single" w:sz="6" w:space="0" w:color="auto"/>
+        </w:tblBorders>
       </w:tblPr>
       <w:tblGrid>
         <w:gridCol w:w="2640"/>
@@ -4476,8 +4501,16 @@
       <w:tblPr>
         <w:tblStyle w:val="Table"/>
         <w:tblW w:type="pct" w:w="5000"/>
-        <w:tblLayout w:type="fixed"/>
+        <w:tblLayout w:type="autofit"/>
         <w:tblLook w:firstRow="1" w:lastRow="0" w:firstColumn="0" w:lastColumn="0" w:noHBand="0" w:noVBand="0" w:val="0020"/>
+        <w:tblBorders>
+          <w:top w:val="single" w:sz="6" w:space="0" w:color="auto"/>
+          <w:left w:val="single" w:sz="6" w:space="0" w:color="auto"/>
+          <w:bottom w:val="single" w:sz="6" w:space="0" w:color="auto"/>
+          <w:right w:val="single" w:sz="6" w:space="0" w:color="auto"/>
+          <w:insideH w:val="single" w:sz="6" w:space="0" w:color="auto"/>
+          <w:insideV w:val="single" w:sz="6" w:space="0" w:color="auto"/>
+        </w:tblBorders>
       </w:tblPr>
       <w:tblGrid>
         <w:gridCol w:w="2640"/>
@@ -6488,8 +6521,16 @@
       <w:tblPr>
         <w:tblStyle w:val="Table"/>
         <w:tblW w:type="pct" w:w="5000"/>
-        <w:tblLayout w:type="fixed"/>
+        <w:tblLayout w:type="autofit"/>
         <w:tblLook w:firstRow="1" w:lastRow="0" w:firstColumn="0" w:lastColumn="0" w:noHBand="0" w:noVBand="0" w:val="0020"/>
+        <w:tblBorders>
+          <w:top w:val="single" w:sz="6" w:space="0" w:color="auto"/>
+          <w:left w:val="single" w:sz="6" w:space="0" w:color="auto"/>
+          <w:bottom w:val="single" w:sz="6" w:space="0" w:color="auto"/>
+          <w:right w:val="single" w:sz="6" w:space="0" w:color="auto"/>
+          <w:insideH w:val="single" w:sz="6" w:space="0" w:color="auto"/>
+          <w:insideV w:val="single" w:sz="6" w:space="0" w:color="auto"/>
+        </w:tblBorders>
       </w:tblPr>
       <w:tblGrid>
         <w:gridCol w:w="3168"/>
@@ -6868,8 +6909,16 @@
       <w:tblPr>
         <w:tblStyle w:val="Table"/>
         <w:tblW w:type="pct" w:w="5000"/>
-        <w:tblLayout w:type="fixed"/>
+        <w:tblLayout w:type="autofit"/>
         <w:tblLook w:firstRow="1" w:lastRow="0" w:firstColumn="0" w:lastColumn="0" w:noHBand="0" w:noVBand="0" w:val="0020"/>
+        <w:tblBorders>
+          <w:top w:val="single" w:sz="6" w:space="0" w:color="auto"/>
+          <w:left w:val="single" w:sz="6" w:space="0" w:color="auto"/>
+          <w:bottom w:val="single" w:sz="6" w:space="0" w:color="auto"/>
+          <w:right w:val="single" w:sz="6" w:space="0" w:color="auto"/>
+          <w:insideH w:val="single" w:sz="6" w:space="0" w:color="auto"/>
+          <w:insideV w:val="single" w:sz="6" w:space="0" w:color="auto"/>
+        </w:tblBorders>
       </w:tblPr>
       <w:tblGrid>
         <w:gridCol w:w="2754"/>
@@ -7561,6 +7610,15 @@
         <w:tblStyle w:val="Table"/>
         <w:tblW w:type="auto" w:w="0"/>
         <w:tblLook w:firstRow="1" w:lastRow="0" w:firstColumn="0" w:lastColumn="0" w:noHBand="0" w:noVBand="0" w:val="0020"/>
+        <w:tblLayout w:type="autofit"/>
+        <w:tblBorders>
+          <w:top w:val="single" w:sz="6" w:space="0" w:color="auto"/>
+          <w:left w:val="single" w:sz="6" w:space="0" w:color="auto"/>
+          <w:bottom w:val="single" w:sz="6" w:space="0" w:color="auto"/>
+          <w:right w:val="single" w:sz="6" w:space="0" w:color="auto"/>
+          <w:insideH w:val="single" w:sz="6" w:space="0" w:color="auto"/>
+          <w:insideV w:val="single" w:sz="6" w:space="0" w:color="auto"/>
+        </w:tblBorders>
       </w:tblPr>
       <w:tblGrid>
         <w:gridCol w:w="2640"/>
@@ -7848,8 +7906,16 @@
       <w:tblPr>
         <w:tblStyle w:val="Table"/>
         <w:tblW w:type="pct" w:w="5000"/>
-        <w:tblLayout w:type="fixed"/>
+        <w:tblLayout w:type="autofit"/>
         <w:tblLook w:firstRow="1" w:lastRow="0" w:firstColumn="0" w:lastColumn="0" w:noHBand="0" w:noVBand="0" w:val="0020"/>
+        <w:tblBorders>
+          <w:top w:val="single" w:sz="6" w:space="0" w:color="auto"/>
+          <w:left w:val="single" w:sz="6" w:space="0" w:color="auto"/>
+          <w:bottom w:val="single" w:sz="6" w:space="0" w:color="auto"/>
+          <w:right w:val="single" w:sz="6" w:space="0" w:color="auto"/>
+          <w:insideH w:val="single" w:sz="6" w:space="0" w:color="auto"/>
+          <w:insideV w:val="single" w:sz="6" w:space="0" w:color="auto"/>
+        </w:tblBorders>
       </w:tblPr>
       <w:tblGrid>
         <w:gridCol w:w="2754"/>
@@ -8513,6 +8579,15 @@
         <w:tblStyle w:val="Table"/>
         <w:tblW w:type="auto" w:w="0"/>
         <w:tblLook w:firstRow="1" w:lastRow="0" w:firstColumn="0" w:lastColumn="0" w:noHBand="0" w:noVBand="0" w:val="0020"/>
+        <w:tblLayout w:type="autofit"/>
+        <w:tblBorders>
+          <w:top w:val="single" w:sz="6" w:space="0" w:color="auto"/>
+          <w:left w:val="single" w:sz="6" w:space="0" w:color="auto"/>
+          <w:bottom w:val="single" w:sz="6" w:space="0" w:color="auto"/>
+          <w:right w:val="single" w:sz="6" w:space="0" w:color="auto"/>
+          <w:insideH w:val="single" w:sz="6" w:space="0" w:color="auto"/>
+          <w:insideV w:val="single" w:sz="6" w:space="0" w:color="auto"/>
+        </w:tblBorders>
       </w:tblPr>
       <w:tblGrid>
         <w:gridCol w:w="2640"/>
@@ -8809,8 +8884,16 @@
       <w:tblPr>
         <w:tblStyle w:val="Table"/>
         <w:tblW w:type="pct" w:w="5000"/>
-        <w:tblLayout w:type="fixed"/>
+        <w:tblLayout w:type="autofit"/>
         <w:tblLook w:firstRow="1" w:lastRow="0" w:firstColumn="0" w:lastColumn="0" w:noHBand="0" w:noVBand="0" w:val="0020"/>
+        <w:tblBorders>
+          <w:top w:val="single" w:sz="6" w:space="0" w:color="auto"/>
+          <w:left w:val="single" w:sz="6" w:space="0" w:color="auto"/>
+          <w:bottom w:val="single" w:sz="6" w:space="0" w:color="auto"/>
+          <w:right w:val="single" w:sz="6" w:space="0" w:color="auto"/>
+          <w:insideH w:val="single" w:sz="6" w:space="0" w:color="auto"/>
+          <w:insideV w:val="single" w:sz="6" w:space="0" w:color="auto"/>
+        </w:tblBorders>
       </w:tblPr>
       <w:tblGrid>
         <w:gridCol w:w="2754"/>
@@ -9657,6 +9740,15 @@
         <w:tblStyle w:val="Table"/>
         <w:tblW w:type="auto" w:w="0"/>
         <w:tblLook w:firstRow="1" w:lastRow="0" w:firstColumn="0" w:lastColumn="0" w:noHBand="0" w:noVBand="0" w:val="0020"/>
+        <w:tblLayout w:type="autofit"/>
+        <w:tblBorders>
+          <w:top w:val="single" w:sz="6" w:space="0" w:color="auto"/>
+          <w:left w:val="single" w:sz="6" w:space="0" w:color="auto"/>
+          <w:bottom w:val="single" w:sz="6" w:space="0" w:color="auto"/>
+          <w:right w:val="single" w:sz="6" w:space="0" w:color="auto"/>
+          <w:insideH w:val="single" w:sz="6" w:space="0" w:color="auto"/>
+          <w:insideV w:val="single" w:sz="6" w:space="0" w:color="auto"/>
+        </w:tblBorders>
       </w:tblPr>
       <w:tblGrid>
         <w:gridCol w:w="2640"/>
@@ -9973,8 +10065,16 @@
       <w:tblPr>
         <w:tblStyle w:val="Table"/>
         <w:tblW w:type="pct" w:w="5000"/>
-        <w:tblLayout w:type="fixed"/>
+        <w:tblLayout w:type="autofit"/>
         <w:tblLook w:firstRow="1" w:lastRow="0" w:firstColumn="0" w:lastColumn="0" w:noHBand="0" w:noVBand="0" w:val="0020"/>
+        <w:tblBorders>
+          <w:top w:val="single" w:sz="6" w:space="0" w:color="auto"/>
+          <w:left w:val="single" w:sz="6" w:space="0" w:color="auto"/>
+          <w:bottom w:val="single" w:sz="6" w:space="0" w:color="auto"/>
+          <w:right w:val="single" w:sz="6" w:space="0" w:color="auto"/>
+          <w:insideH w:val="single" w:sz="6" w:space="0" w:color="auto"/>
+          <w:insideV w:val="single" w:sz="6" w:space="0" w:color="auto"/>
+        </w:tblBorders>
       </w:tblPr>
       <w:tblGrid>
         <w:gridCol w:w="2754"/>
@@ -10835,6 +10935,15 @@
         <w:tblStyle w:val="Table"/>
         <w:tblW w:type="auto" w:w="0"/>
         <w:tblLook w:firstRow="1" w:lastRow="0" w:firstColumn="0" w:lastColumn="0" w:noHBand="0" w:noVBand="0" w:val="0020"/>
+        <w:tblLayout w:type="autofit"/>
+        <w:tblBorders>
+          <w:top w:val="single" w:sz="6" w:space="0" w:color="auto"/>
+          <w:left w:val="single" w:sz="6" w:space="0" w:color="auto"/>
+          <w:bottom w:val="single" w:sz="6" w:space="0" w:color="auto"/>
+          <w:right w:val="single" w:sz="6" w:space="0" w:color="auto"/>
+          <w:insideH w:val="single" w:sz="6" w:space="0" w:color="auto"/>
+          <w:insideV w:val="single" w:sz="6" w:space="0" w:color="auto"/>
+        </w:tblBorders>
       </w:tblPr>
       <w:tblGrid>
         <w:gridCol w:w="2640"/>
@@ -11149,8 +11258,16 @@
       <w:tblPr>
         <w:tblStyle w:val="Table"/>
         <w:tblW w:type="pct" w:w="5000"/>
-        <w:tblLayout w:type="fixed"/>
+        <w:tblLayout w:type="autofit"/>
         <w:tblLook w:firstRow="1" w:lastRow="0" w:firstColumn="0" w:lastColumn="0" w:noHBand="0" w:noVBand="0" w:val="0020"/>
+        <w:tblBorders>
+          <w:top w:val="single" w:sz="6" w:space="0" w:color="auto"/>
+          <w:left w:val="single" w:sz="6" w:space="0" w:color="auto"/>
+          <w:bottom w:val="single" w:sz="6" w:space="0" w:color="auto"/>
+          <w:right w:val="single" w:sz="6" w:space="0" w:color="auto"/>
+          <w:insideH w:val="single" w:sz="6" w:space="0" w:color="auto"/>
+          <w:insideV w:val="single" w:sz="6" w:space="0" w:color="auto"/>
+        </w:tblBorders>
       </w:tblPr>
       <w:tblGrid>
         <w:gridCol w:w="2754"/>
@@ -12804,8 +12921,16 @@
       <w:tblPr>
         <w:tblStyle w:val="Table"/>
         <w:tblW w:type="pct" w:w="5000"/>
-        <w:tblLayout w:type="fixed"/>
+        <w:tblLayout w:type="autofit"/>
         <w:tblLook w:firstRow="1" w:lastRow="0" w:firstColumn="0" w:lastColumn="0" w:noHBand="0" w:noVBand="0" w:val="0020"/>
+        <w:tblBorders>
+          <w:top w:val="single" w:sz="6" w:space="0" w:color="auto"/>
+          <w:left w:val="single" w:sz="6" w:space="0" w:color="auto"/>
+          <w:bottom w:val="single" w:sz="6" w:space="0" w:color="auto"/>
+          <w:right w:val="single" w:sz="6" w:space="0" w:color="auto"/>
+          <w:insideH w:val="single" w:sz="6" w:space="0" w:color="auto"/>
+          <w:insideV w:val="single" w:sz="6" w:space="0" w:color="auto"/>
+        </w:tblBorders>
       </w:tblPr>
       <w:tblGrid>
         <w:gridCol w:w="2754"/>
@@ -13396,8 +13521,16 @@
       <w:tblPr>
         <w:tblStyle w:val="Table"/>
         <w:tblW w:type="pct" w:w="5000"/>
-        <w:tblLayout w:type="fixed"/>
+        <w:tblLayout w:type="autofit"/>
         <w:tblLook w:firstRow="1" w:lastRow="0" w:firstColumn="0" w:lastColumn="0" w:noHBand="0" w:noVBand="0" w:val="0020"/>
+        <w:tblBorders>
+          <w:top w:val="single" w:sz="6" w:space="0" w:color="auto"/>
+          <w:left w:val="single" w:sz="6" w:space="0" w:color="auto"/>
+          <w:bottom w:val="single" w:sz="6" w:space="0" w:color="auto"/>
+          <w:right w:val="single" w:sz="6" w:space="0" w:color="auto"/>
+          <w:insideH w:val="single" w:sz="6" w:space="0" w:color="auto"/>
+          <w:insideV w:val="single" w:sz="6" w:space="0" w:color="auto"/>
+        </w:tblBorders>
       </w:tblPr>
       <w:tblGrid>
         <w:gridCol w:w="3168"/>
@@ -13712,8 +13845,16 @@
       <w:tblPr>
         <w:tblStyle w:val="Table"/>
         <w:tblW w:type="pct" w:w="5000"/>
-        <w:tblLayout w:type="fixed"/>
+        <w:tblLayout w:type="autofit"/>
         <w:tblLook w:firstRow="1" w:lastRow="0" w:firstColumn="0" w:lastColumn="0" w:noHBand="0" w:noVBand="0" w:val="0020"/>
+        <w:tblBorders>
+          <w:top w:val="single" w:sz="6" w:space="0" w:color="auto"/>
+          <w:left w:val="single" w:sz="6" w:space="0" w:color="auto"/>
+          <w:bottom w:val="single" w:sz="6" w:space="0" w:color="auto"/>
+          <w:right w:val="single" w:sz="6" w:space="0" w:color="auto"/>
+          <w:insideH w:val="single" w:sz="6" w:space="0" w:color="auto"/>
+          <w:insideV w:val="single" w:sz="6" w:space="0" w:color="auto"/>
+        </w:tblBorders>
       </w:tblPr>
       <w:tblGrid>
         <w:gridCol w:w="3046"/>
@@ -14086,8 +14227,16 @@
       <w:tblPr>
         <w:tblStyle w:val="Table"/>
         <w:tblW w:type="pct" w:w="5000"/>
-        <w:tblLayout w:type="fixed"/>
+        <w:tblLayout w:type="autofit"/>
         <w:tblLook w:firstRow="1" w:lastRow="0" w:firstColumn="0" w:lastColumn="0" w:noHBand="0" w:noVBand="0" w:val="0020"/>
+        <w:tblBorders>
+          <w:top w:val="single" w:sz="6" w:space="0" w:color="auto"/>
+          <w:left w:val="single" w:sz="6" w:space="0" w:color="auto"/>
+          <w:bottom w:val="single" w:sz="6" w:space="0" w:color="auto"/>
+          <w:right w:val="single" w:sz="6" w:space="0" w:color="auto"/>
+          <w:insideH w:val="single" w:sz="6" w:space="0" w:color="auto"/>
+          <w:insideV w:val="single" w:sz="6" w:space="0" w:color="auto"/>
+        </w:tblBorders>
       </w:tblPr>
       <w:tblGrid>
         <w:gridCol w:w="3168"/>
@@ -14293,8 +14442,16 @@
       <w:tblPr>
         <w:tblStyle w:val="Table"/>
         <w:tblW w:type="pct" w:w="5000"/>
-        <w:tblLayout w:type="fixed"/>
+        <w:tblLayout w:type="autofit"/>
         <w:tblLook w:firstRow="1" w:lastRow="0" w:firstColumn="0" w:lastColumn="0" w:noHBand="0" w:noVBand="0" w:val="0020"/>
+        <w:tblBorders>
+          <w:top w:val="single" w:sz="6" w:space="0" w:color="auto"/>
+          <w:left w:val="single" w:sz="6" w:space="0" w:color="auto"/>
+          <w:bottom w:val="single" w:sz="6" w:space="0" w:color="auto"/>
+          <w:right w:val="single" w:sz="6" w:space="0" w:color="auto"/>
+          <w:insideH w:val="single" w:sz="6" w:space="0" w:color="auto"/>
+          <w:insideV w:val="single" w:sz="6" w:space="0" w:color="auto"/>
+        </w:tblBorders>
       </w:tblPr>
       <w:tblGrid>
         <w:gridCol w:w="3168"/>
@@ -14584,8 +14741,16 @@
       <w:tblPr>
         <w:tblStyle w:val="Table"/>
         <w:tblW w:type="pct" w:w="5000"/>
-        <w:tblLayout w:type="fixed"/>
+        <w:tblLayout w:type="autofit"/>
         <w:tblLook w:firstRow="1" w:lastRow="0" w:firstColumn="0" w:lastColumn="0" w:noHBand="0" w:noVBand="0" w:val="0020"/>
+        <w:tblBorders>
+          <w:top w:val="single" w:sz="6" w:space="0" w:color="auto"/>
+          <w:left w:val="single" w:sz="6" w:space="0" w:color="auto"/>
+          <w:bottom w:val="single" w:sz="6" w:space="0" w:color="auto"/>
+          <w:right w:val="single" w:sz="6" w:space="0" w:color="auto"/>
+          <w:insideH w:val="single" w:sz="6" w:space="0" w:color="auto"/>
+          <w:insideV w:val="single" w:sz="6" w:space="0" w:color="auto"/>
+        </w:tblBorders>
       </w:tblPr>
       <w:tblGrid>
         <w:gridCol w:w="3168"/>
@@ -14748,8 +14913,16 @@
       <w:tblPr>
         <w:tblStyle w:val="Table"/>
         <w:tblW w:type="pct" w:w="5000"/>
-        <w:tblLayout w:type="fixed"/>
+        <w:tblLayout w:type="autofit"/>
         <w:tblLook w:firstRow="1" w:lastRow="0" w:firstColumn="0" w:lastColumn="0" w:noHBand="0" w:noVBand="0" w:val="0020"/>
+        <w:tblBorders>
+          <w:top w:val="single" w:sz="6" w:space="0" w:color="auto"/>
+          <w:left w:val="single" w:sz="6" w:space="0" w:color="auto"/>
+          <w:bottom w:val="single" w:sz="6" w:space="0" w:color="auto"/>
+          <w:right w:val="single" w:sz="6" w:space="0" w:color="auto"/>
+          <w:insideH w:val="single" w:sz="6" w:space="0" w:color="auto"/>
+          <w:insideV w:val="single" w:sz="6" w:space="0" w:color="auto"/>
+        </w:tblBorders>
       </w:tblPr>
       <w:tblGrid>
         <w:gridCol w:w="3168"/>
@@ -15033,8 +15206,16 @@
       <w:tblPr>
         <w:tblStyle w:val="Table"/>
         <w:tblW w:type="pct" w:w="5000"/>
-        <w:tblLayout w:type="fixed"/>
+        <w:tblLayout w:type="autofit"/>
         <w:tblLook w:firstRow="1" w:lastRow="0" w:firstColumn="0" w:lastColumn="0" w:noHBand="0" w:noVBand="0" w:val="0020"/>
+        <w:tblBorders>
+          <w:top w:val="single" w:sz="6" w:space="0" w:color="auto"/>
+          <w:left w:val="single" w:sz="6" w:space="0" w:color="auto"/>
+          <w:bottom w:val="single" w:sz="6" w:space="0" w:color="auto"/>
+          <w:right w:val="single" w:sz="6" w:space="0" w:color="auto"/>
+          <w:insideH w:val="single" w:sz="6" w:space="0" w:color="auto"/>
+          <w:insideV w:val="single" w:sz="6" w:space="0" w:color="auto"/>
+        </w:tblBorders>
       </w:tblPr>
       <w:tblGrid>
         <w:gridCol w:w="3168"/>
@@ -15364,8 +15545,16 @@
       <w:tblPr>
         <w:tblStyle w:val="Table"/>
         <w:tblW w:type="pct" w:w="5000"/>
-        <w:tblLayout w:type="fixed"/>
+        <w:tblLayout w:type="autofit"/>
         <w:tblLook w:firstRow="1" w:lastRow="0" w:firstColumn="0" w:lastColumn="0" w:noHBand="0" w:noVBand="0" w:val="0020"/>
+        <w:tblBorders>
+          <w:top w:val="single" w:sz="6" w:space="0" w:color="auto"/>
+          <w:left w:val="single" w:sz="6" w:space="0" w:color="auto"/>
+          <w:bottom w:val="single" w:sz="6" w:space="0" w:color="auto"/>
+          <w:right w:val="single" w:sz="6" w:space="0" w:color="auto"/>
+          <w:insideH w:val="single" w:sz="6" w:space="0" w:color="auto"/>
+          <w:insideV w:val="single" w:sz="6" w:space="0" w:color="auto"/>
+        </w:tblBorders>
       </w:tblPr>
       <w:tblGrid>
         <w:gridCol w:w="3168"/>
@@ -15576,8 +15765,16 @@
       <w:tblPr>
         <w:tblStyle w:val="Table"/>
         <w:tblW w:type="pct" w:w="5000"/>
-        <w:tblLayout w:type="fixed"/>
+        <w:tblLayout w:type="autofit"/>
         <w:tblLook w:firstRow="1" w:lastRow="0" w:firstColumn="0" w:lastColumn="0" w:noHBand="0" w:noVBand="0" w:val="0020"/>
+        <w:tblBorders>
+          <w:top w:val="single" w:sz="6" w:space="0" w:color="auto"/>
+          <w:left w:val="single" w:sz="6" w:space="0" w:color="auto"/>
+          <w:bottom w:val="single" w:sz="6" w:space="0" w:color="auto"/>
+          <w:right w:val="single" w:sz="6" w:space="0" w:color="auto"/>
+          <w:insideH w:val="single" w:sz="6" w:space="0" w:color="auto"/>
+          <w:insideV w:val="single" w:sz="6" w:space="0" w:color="auto"/>
+        </w:tblBorders>
       </w:tblPr>
       <w:tblGrid>
         <w:gridCol w:w="3168"/>
@@ -15909,8 +16106,16 @@
       <w:tblPr>
         <w:tblStyle w:val="Table"/>
         <w:tblW w:type="pct" w:w="5000"/>
-        <w:tblLayout w:type="fixed"/>
+        <w:tblLayout w:type="autofit"/>
         <w:tblLook w:firstRow="1" w:lastRow="0" w:firstColumn="0" w:lastColumn="0" w:noHBand="0" w:noVBand="0" w:val="0020"/>
+        <w:tblBorders>
+          <w:top w:val="single" w:sz="6" w:space="0" w:color="auto"/>
+          <w:left w:val="single" w:sz="6" w:space="0" w:color="auto"/>
+          <w:bottom w:val="single" w:sz="6" w:space="0" w:color="auto"/>
+          <w:right w:val="single" w:sz="6" w:space="0" w:color="auto"/>
+          <w:insideH w:val="single" w:sz="6" w:space="0" w:color="auto"/>
+          <w:insideV w:val="single" w:sz="6" w:space="0" w:color="auto"/>
+        </w:tblBorders>
       </w:tblPr>
       <w:tblGrid>
         <w:gridCol w:w="3168"/>
@@ -16500,8 +16705,16 @@
       <w:tblPr>
         <w:tblStyle w:val="Table"/>
         <w:tblW w:type="pct" w:w="5000"/>
-        <w:tblLayout w:type="fixed"/>
+        <w:tblLayout w:type="autofit"/>
         <w:tblLook w:firstRow="1" w:lastRow="0" w:firstColumn="0" w:lastColumn="0" w:noHBand="0" w:noVBand="0" w:val="0020"/>
+        <w:tblBorders>
+          <w:top w:val="single" w:sz="6" w:space="0" w:color="auto"/>
+          <w:left w:val="single" w:sz="6" w:space="0" w:color="auto"/>
+          <w:bottom w:val="single" w:sz="6" w:space="0" w:color="auto"/>
+          <w:right w:val="single" w:sz="6" w:space="0" w:color="auto"/>
+          <w:insideH w:val="single" w:sz="6" w:space="0" w:color="auto"/>
+          <w:insideV w:val="single" w:sz="6" w:space="0" w:color="auto"/>
+        </w:tblBorders>
       </w:tblPr>
       <w:tblGrid>
         <w:gridCol w:w="2754"/>
@@ -16761,8 +16974,16 @@
       <w:tblPr>
         <w:tblStyle w:val="Table"/>
         <w:tblW w:type="pct" w:w="5000"/>
-        <w:tblLayout w:type="fixed"/>
+        <w:tblLayout w:type="autofit"/>
         <w:tblLook w:firstRow="1" w:lastRow="0" w:firstColumn="0" w:lastColumn="0" w:noHBand="0" w:noVBand="0" w:val="0020"/>
+        <w:tblBorders>
+          <w:top w:val="single" w:sz="6" w:space="0" w:color="auto"/>
+          <w:left w:val="single" w:sz="6" w:space="0" w:color="auto"/>
+          <w:bottom w:val="single" w:sz="6" w:space="0" w:color="auto"/>
+          <w:right w:val="single" w:sz="6" w:space="0" w:color="auto"/>
+          <w:insideH w:val="single" w:sz="6" w:space="0" w:color="auto"/>
+          <w:insideV w:val="single" w:sz="6" w:space="0" w:color="auto"/>
+        </w:tblBorders>
       </w:tblPr>
       <w:tblGrid>
         <w:gridCol w:w="2754"/>
@@ -16942,8 +17163,16 @@
       <w:tblPr>
         <w:tblStyle w:val="Table"/>
         <w:tblW w:type="pct" w:w="5000"/>
-        <w:tblLayout w:type="fixed"/>
+        <w:tblLayout w:type="autofit"/>
         <w:tblLook w:firstRow="1" w:lastRow="0" w:firstColumn="0" w:lastColumn="0" w:noHBand="0" w:noVBand="0" w:val="0020"/>
+        <w:tblBorders>
+          <w:top w:val="single" w:sz="6" w:space="0" w:color="auto"/>
+          <w:left w:val="single" w:sz="6" w:space="0" w:color="auto"/>
+          <w:bottom w:val="single" w:sz="6" w:space="0" w:color="auto"/>
+          <w:right w:val="single" w:sz="6" w:space="0" w:color="auto"/>
+          <w:insideH w:val="single" w:sz="6" w:space="0" w:color="auto"/>
+          <w:insideV w:val="single" w:sz="6" w:space="0" w:color="auto"/>
+        </w:tblBorders>
       </w:tblPr>
       <w:tblGrid>
         <w:gridCol w:w="2754"/>
@@ -17194,8 +17423,16 @@
       <w:tblPr>
         <w:tblStyle w:val="Table"/>
         <w:tblW w:type="pct" w:w="5000"/>
-        <w:tblLayout w:type="fixed"/>
+        <w:tblLayout w:type="autofit"/>
         <w:tblLook w:firstRow="1" w:lastRow="0" w:firstColumn="0" w:lastColumn="0" w:noHBand="0" w:noVBand="0" w:val="0020"/>
+        <w:tblBorders>
+          <w:top w:val="single" w:sz="6" w:space="0" w:color="auto"/>
+          <w:left w:val="single" w:sz="6" w:space="0" w:color="auto"/>
+          <w:bottom w:val="single" w:sz="6" w:space="0" w:color="auto"/>
+          <w:right w:val="single" w:sz="6" w:space="0" w:color="auto"/>
+          <w:insideH w:val="single" w:sz="6" w:space="0" w:color="auto"/>
+          <w:insideV w:val="single" w:sz="6" w:space="0" w:color="auto"/>
+        </w:tblBorders>
       </w:tblPr>
       <w:tblGrid>
         <w:gridCol w:w="1827"/>
@@ -17765,8 +18002,16 @@
       <w:tblPr>
         <w:tblStyle w:val="Table"/>
         <w:tblW w:type="pct" w:w="5000"/>
-        <w:tblLayout w:type="fixed"/>
+        <w:tblLayout w:type="autofit"/>
         <w:tblLook w:firstRow="1" w:lastRow="0" w:firstColumn="0" w:lastColumn="0" w:noHBand="0" w:noVBand="0" w:val="0020"/>
+        <w:tblBorders>
+          <w:top w:val="single" w:sz="6" w:space="0" w:color="auto"/>
+          <w:left w:val="single" w:sz="6" w:space="0" w:color="auto"/>
+          <w:bottom w:val="single" w:sz="6" w:space="0" w:color="auto"/>
+          <w:right w:val="single" w:sz="6" w:space="0" w:color="auto"/>
+          <w:insideH w:val="single" w:sz="6" w:space="0" w:color="auto"/>
+          <w:insideV w:val="single" w:sz="6" w:space="0" w:color="auto"/>
+        </w:tblBorders>
       </w:tblPr>
       <w:tblGrid>
         <w:gridCol w:w="4840"/>
@@ -18485,8 +18730,16 @@
       <w:tblPr>
         <w:tblStyle w:val="Table"/>
         <w:tblW w:type="pct" w:w="5000"/>
-        <w:tblLayout w:type="fixed"/>
+        <w:tblLayout w:type="autofit"/>
         <w:tblLook w:firstRow="1" w:lastRow="0" w:firstColumn="0" w:lastColumn="0" w:noHBand="0" w:noVBand="0" w:val="0020"/>
+        <w:tblBorders>
+          <w:top w:val="single" w:sz="6" w:space="0" w:color="auto"/>
+          <w:left w:val="single" w:sz="6" w:space="0" w:color="auto"/>
+          <w:bottom w:val="single" w:sz="6" w:space="0" w:color="auto"/>
+          <w:right w:val="single" w:sz="6" w:space="0" w:color="auto"/>
+          <w:insideH w:val="single" w:sz="6" w:space="0" w:color="auto"/>
+          <w:insideV w:val="single" w:sz="6" w:space="0" w:color="auto"/>
+        </w:tblBorders>
       </w:tblPr>
       <w:tblGrid>
         <w:gridCol w:w="3727"/>
@@ -18679,8 +18932,16 @@
       <w:tblPr>
         <w:tblStyle w:val="Table"/>
         <w:tblW w:type="pct" w:w="5000"/>
-        <w:tblLayout w:type="fixed"/>
+        <w:tblLayout w:type="autofit"/>
         <w:tblLook w:firstRow="1" w:lastRow="0" w:firstColumn="0" w:lastColumn="0" w:noHBand="0" w:noVBand="0" w:val="0020"/>
+        <w:tblBorders>
+          <w:top w:val="single" w:sz="6" w:space="0" w:color="auto"/>
+          <w:left w:val="single" w:sz="6" w:space="0" w:color="auto"/>
+          <w:bottom w:val="single" w:sz="6" w:space="0" w:color="auto"/>
+          <w:right w:val="single" w:sz="6" w:space="0" w:color="auto"/>
+          <w:insideH w:val="single" w:sz="6" w:space="0" w:color="auto"/>
+          <w:insideV w:val="single" w:sz="6" w:space="0" w:color="auto"/>
+        </w:tblBorders>
       </w:tblPr>
       <w:tblGrid>
         <w:gridCol w:w="3727"/>
@@ -18852,8 +19113,16 @@
       <w:tblPr>
         <w:tblStyle w:val="Table"/>
         <w:tblW w:type="pct" w:w="5000"/>
-        <w:tblLayout w:type="fixed"/>
+        <w:tblLayout w:type="autofit"/>
         <w:tblLook w:firstRow="1" w:lastRow="0" w:firstColumn="0" w:lastColumn="0" w:noHBand="0" w:noVBand="0" w:val="0020"/>
+        <w:tblBorders>
+          <w:top w:val="single" w:sz="6" w:space="0" w:color="auto"/>
+          <w:left w:val="single" w:sz="6" w:space="0" w:color="auto"/>
+          <w:bottom w:val="single" w:sz="6" w:space="0" w:color="auto"/>
+          <w:right w:val="single" w:sz="6" w:space="0" w:color="auto"/>
+          <w:insideH w:val="single" w:sz="6" w:space="0" w:color="auto"/>
+          <w:insideV w:val="single" w:sz="6" w:space="0" w:color="auto"/>
+        </w:tblBorders>
       </w:tblPr>
       <w:tblGrid>
         <w:gridCol w:w="2092"/>
@@ -20045,6 +20314,7 @@
     <w:bookmarkEnd w:id="358"/>
     <w:bookmarkEnd w:id="359"/>
     <w:sectPr>
+      <w:pgSz w:w="16838" w:h="11906" w:orient="landscape"/>
       <w:footnotePr>
         <w:numRestart w:val="eachSect"/>
       </w:footnotePr>
@@ -20437,6 +20707,7 @@
   <w:docDefaults>
     <w:rPrDefault>
       <w:rPr>
+        <w:color w:val="auto"/>
         <w:rFonts w:asciiTheme="minorHAnsi" w:cstheme="minorBidi" w:eastAsiaTheme="minorEastAsia" w:hAnsiTheme="minorHAnsi"/>
         <w:sz w:val="24"/>
         <w:szCs w:val="24"/>

--- a/docx/Automation/BitBucket_Code_Map_Automations.docx
+++ b/docx/Automation/BitBucket_Code_Map_Automations.docx
@@ -1333,15 +1333,15 @@
       <w:tblPr>
         <w:tblStyle w:val="Table"/>
         <w:tblW w:type="pct" w:w="5000"/>
-        <w:tblLayout w:type="autofit"/>
+        <w:tblLayout w:type="fixed"/>
         <w:tblLook w:firstRow="1" w:lastRow="0" w:firstColumn="0" w:lastColumn="0" w:noHBand="0" w:noVBand="0" w:val="0020"/>
         <w:tblBorders>
-          <w:top w:val="single" w:sz="6" w:space="0" w:color="auto"/>
-          <w:left w:val="single" w:sz="6" w:space="0" w:color="auto"/>
-          <w:bottom w:val="single" w:sz="6" w:space="0" w:color="auto"/>
-          <w:right w:val="single" w:sz="6" w:space="0" w:color="auto"/>
-          <w:insideH w:val="single" w:sz="6" w:space="0" w:color="auto"/>
-          <w:insideV w:val="single" w:sz="6" w:space="0" w:color="auto"/>
+          <w:top w:val="single" w:sz="6" w:space="0" w:color="808080"/>
+          <w:left w:val="single" w:sz="6" w:space="0" w:color="808080"/>
+          <w:bottom w:val="single" w:sz="6" w:space="0" w:color="808080"/>
+          <w:right w:val="single" w:sz="6" w:space="0" w:color="808080"/>
+          <w:insideH w:val="single" w:sz="6" w:space="0" w:color="808080"/>
+          <w:insideV w:val="single" w:sz="6" w:space="0" w:color="808080"/>
         </w:tblBorders>
       </w:tblPr>
       <w:tblGrid>
@@ -2030,15 +2030,15 @@
       <w:tblPr>
         <w:tblStyle w:val="Table"/>
         <w:tblW w:type="pct" w:w="5000"/>
-        <w:tblLayout w:type="autofit"/>
+        <w:tblLayout w:type="fixed"/>
         <w:tblLook w:firstRow="1" w:lastRow="0" w:firstColumn="0" w:lastColumn="0" w:noHBand="0" w:noVBand="0" w:val="0020"/>
         <w:tblBorders>
-          <w:top w:val="single" w:sz="6" w:space="0" w:color="auto"/>
-          <w:left w:val="single" w:sz="6" w:space="0" w:color="auto"/>
-          <w:bottom w:val="single" w:sz="6" w:space="0" w:color="auto"/>
-          <w:right w:val="single" w:sz="6" w:space="0" w:color="auto"/>
-          <w:insideH w:val="single" w:sz="6" w:space="0" w:color="auto"/>
-          <w:insideV w:val="single" w:sz="6" w:space="0" w:color="auto"/>
+          <w:top w:val="single" w:sz="6" w:space="0" w:color="808080"/>
+          <w:left w:val="single" w:sz="6" w:space="0" w:color="808080"/>
+          <w:bottom w:val="single" w:sz="6" w:space="0" w:color="808080"/>
+          <w:right w:val="single" w:sz="6" w:space="0" w:color="808080"/>
+          <w:insideH w:val="single" w:sz="6" w:space="0" w:color="808080"/>
+          <w:insideV w:val="single" w:sz="6" w:space="0" w:color="808080"/>
         </w:tblBorders>
       </w:tblPr>
       <w:tblGrid>
@@ -3354,14 +3354,13 @@
         <w:tblStyle w:val="Table"/>
         <w:tblW w:type="auto" w:w="0"/>
         <w:tblLook w:firstRow="1" w:lastRow="0" w:firstColumn="0" w:lastColumn="0" w:noHBand="0" w:noVBand="0" w:val="0020"/>
-        <w:tblLayout w:type="autofit"/>
         <w:tblBorders>
-          <w:top w:val="single" w:sz="6" w:space="0" w:color="auto"/>
-          <w:left w:val="single" w:sz="6" w:space="0" w:color="auto"/>
-          <w:bottom w:val="single" w:sz="6" w:space="0" w:color="auto"/>
-          <w:right w:val="single" w:sz="6" w:space="0" w:color="auto"/>
-          <w:insideH w:val="single" w:sz="6" w:space="0" w:color="auto"/>
-          <w:insideV w:val="single" w:sz="6" w:space="0" w:color="auto"/>
+          <w:top w:val="single" w:sz="6" w:space="0" w:color="808080"/>
+          <w:left w:val="single" w:sz="6" w:space="0" w:color="808080"/>
+          <w:bottom w:val="single" w:sz="6" w:space="0" w:color="808080"/>
+          <w:right w:val="single" w:sz="6" w:space="0" w:color="808080"/>
+          <w:insideH w:val="single" w:sz="6" w:space="0" w:color="808080"/>
+          <w:insideV w:val="single" w:sz="6" w:space="0" w:color="808080"/>
         </w:tblBorders>
       </w:tblPr>
       <w:tblGrid>
@@ -4501,15 +4500,15 @@
       <w:tblPr>
         <w:tblStyle w:val="Table"/>
         <w:tblW w:type="pct" w:w="5000"/>
-        <w:tblLayout w:type="autofit"/>
+        <w:tblLayout w:type="fixed"/>
         <w:tblLook w:firstRow="1" w:lastRow="0" w:firstColumn="0" w:lastColumn="0" w:noHBand="0" w:noVBand="0" w:val="0020"/>
         <w:tblBorders>
-          <w:top w:val="single" w:sz="6" w:space="0" w:color="auto"/>
-          <w:left w:val="single" w:sz="6" w:space="0" w:color="auto"/>
-          <w:bottom w:val="single" w:sz="6" w:space="0" w:color="auto"/>
-          <w:right w:val="single" w:sz="6" w:space="0" w:color="auto"/>
-          <w:insideH w:val="single" w:sz="6" w:space="0" w:color="auto"/>
-          <w:insideV w:val="single" w:sz="6" w:space="0" w:color="auto"/>
+          <w:top w:val="single" w:sz="6" w:space="0" w:color="808080"/>
+          <w:left w:val="single" w:sz="6" w:space="0" w:color="808080"/>
+          <w:bottom w:val="single" w:sz="6" w:space="0" w:color="808080"/>
+          <w:right w:val="single" w:sz="6" w:space="0" w:color="808080"/>
+          <w:insideH w:val="single" w:sz="6" w:space="0" w:color="808080"/>
+          <w:insideV w:val="single" w:sz="6" w:space="0" w:color="808080"/>
         </w:tblBorders>
       </w:tblPr>
       <w:tblGrid>
@@ -6521,15 +6520,15 @@
       <w:tblPr>
         <w:tblStyle w:val="Table"/>
         <w:tblW w:type="pct" w:w="5000"/>
-        <w:tblLayout w:type="autofit"/>
+        <w:tblLayout w:type="fixed"/>
         <w:tblLook w:firstRow="1" w:lastRow="0" w:firstColumn="0" w:lastColumn="0" w:noHBand="0" w:noVBand="0" w:val="0020"/>
         <w:tblBorders>
-          <w:top w:val="single" w:sz="6" w:space="0" w:color="auto"/>
-          <w:left w:val="single" w:sz="6" w:space="0" w:color="auto"/>
-          <w:bottom w:val="single" w:sz="6" w:space="0" w:color="auto"/>
-          <w:right w:val="single" w:sz="6" w:space="0" w:color="auto"/>
-          <w:insideH w:val="single" w:sz="6" w:space="0" w:color="auto"/>
-          <w:insideV w:val="single" w:sz="6" w:space="0" w:color="auto"/>
+          <w:top w:val="single" w:sz="6" w:space="0" w:color="808080"/>
+          <w:left w:val="single" w:sz="6" w:space="0" w:color="808080"/>
+          <w:bottom w:val="single" w:sz="6" w:space="0" w:color="808080"/>
+          <w:right w:val="single" w:sz="6" w:space="0" w:color="808080"/>
+          <w:insideH w:val="single" w:sz="6" w:space="0" w:color="808080"/>
+          <w:insideV w:val="single" w:sz="6" w:space="0" w:color="808080"/>
         </w:tblBorders>
       </w:tblPr>
       <w:tblGrid>
@@ -6909,15 +6908,15 @@
       <w:tblPr>
         <w:tblStyle w:val="Table"/>
         <w:tblW w:type="pct" w:w="5000"/>
-        <w:tblLayout w:type="autofit"/>
+        <w:tblLayout w:type="fixed"/>
         <w:tblLook w:firstRow="1" w:lastRow="0" w:firstColumn="0" w:lastColumn="0" w:noHBand="0" w:noVBand="0" w:val="0020"/>
         <w:tblBorders>
-          <w:top w:val="single" w:sz="6" w:space="0" w:color="auto"/>
-          <w:left w:val="single" w:sz="6" w:space="0" w:color="auto"/>
-          <w:bottom w:val="single" w:sz="6" w:space="0" w:color="auto"/>
-          <w:right w:val="single" w:sz="6" w:space="0" w:color="auto"/>
-          <w:insideH w:val="single" w:sz="6" w:space="0" w:color="auto"/>
-          <w:insideV w:val="single" w:sz="6" w:space="0" w:color="auto"/>
+          <w:top w:val="single" w:sz="6" w:space="0" w:color="808080"/>
+          <w:left w:val="single" w:sz="6" w:space="0" w:color="808080"/>
+          <w:bottom w:val="single" w:sz="6" w:space="0" w:color="808080"/>
+          <w:right w:val="single" w:sz="6" w:space="0" w:color="808080"/>
+          <w:insideH w:val="single" w:sz="6" w:space="0" w:color="808080"/>
+          <w:insideV w:val="single" w:sz="6" w:space="0" w:color="808080"/>
         </w:tblBorders>
       </w:tblPr>
       <w:tblGrid>
@@ -7610,14 +7609,13 @@
         <w:tblStyle w:val="Table"/>
         <w:tblW w:type="auto" w:w="0"/>
         <w:tblLook w:firstRow="1" w:lastRow="0" w:firstColumn="0" w:lastColumn="0" w:noHBand="0" w:noVBand="0" w:val="0020"/>
-        <w:tblLayout w:type="autofit"/>
         <w:tblBorders>
-          <w:top w:val="single" w:sz="6" w:space="0" w:color="auto"/>
-          <w:left w:val="single" w:sz="6" w:space="0" w:color="auto"/>
-          <w:bottom w:val="single" w:sz="6" w:space="0" w:color="auto"/>
-          <w:right w:val="single" w:sz="6" w:space="0" w:color="auto"/>
-          <w:insideH w:val="single" w:sz="6" w:space="0" w:color="auto"/>
-          <w:insideV w:val="single" w:sz="6" w:space="0" w:color="auto"/>
+          <w:top w:val="single" w:sz="6" w:space="0" w:color="808080"/>
+          <w:left w:val="single" w:sz="6" w:space="0" w:color="808080"/>
+          <w:bottom w:val="single" w:sz="6" w:space="0" w:color="808080"/>
+          <w:right w:val="single" w:sz="6" w:space="0" w:color="808080"/>
+          <w:insideH w:val="single" w:sz="6" w:space="0" w:color="808080"/>
+          <w:insideV w:val="single" w:sz="6" w:space="0" w:color="808080"/>
         </w:tblBorders>
       </w:tblPr>
       <w:tblGrid>
@@ -7906,15 +7904,15 @@
       <w:tblPr>
         <w:tblStyle w:val="Table"/>
         <w:tblW w:type="pct" w:w="5000"/>
-        <w:tblLayout w:type="autofit"/>
+        <w:tblLayout w:type="fixed"/>
         <w:tblLook w:firstRow="1" w:lastRow="0" w:firstColumn="0" w:lastColumn="0" w:noHBand="0" w:noVBand="0" w:val="0020"/>
         <w:tblBorders>
-          <w:top w:val="single" w:sz="6" w:space="0" w:color="auto"/>
-          <w:left w:val="single" w:sz="6" w:space="0" w:color="auto"/>
-          <w:bottom w:val="single" w:sz="6" w:space="0" w:color="auto"/>
-          <w:right w:val="single" w:sz="6" w:space="0" w:color="auto"/>
-          <w:insideH w:val="single" w:sz="6" w:space="0" w:color="auto"/>
-          <w:insideV w:val="single" w:sz="6" w:space="0" w:color="auto"/>
+          <w:top w:val="single" w:sz="6" w:space="0" w:color="808080"/>
+          <w:left w:val="single" w:sz="6" w:space="0" w:color="808080"/>
+          <w:bottom w:val="single" w:sz="6" w:space="0" w:color="808080"/>
+          <w:right w:val="single" w:sz="6" w:space="0" w:color="808080"/>
+          <w:insideH w:val="single" w:sz="6" w:space="0" w:color="808080"/>
+          <w:insideV w:val="single" w:sz="6" w:space="0" w:color="808080"/>
         </w:tblBorders>
       </w:tblPr>
       <w:tblGrid>
@@ -8579,14 +8577,13 @@
         <w:tblStyle w:val="Table"/>
         <w:tblW w:type="auto" w:w="0"/>
         <w:tblLook w:firstRow="1" w:lastRow="0" w:firstColumn="0" w:lastColumn="0" w:noHBand="0" w:noVBand="0" w:val="0020"/>
-        <w:tblLayout w:type="autofit"/>
         <w:tblBorders>
-          <w:top w:val="single" w:sz="6" w:space="0" w:color="auto"/>
-          <w:left w:val="single" w:sz="6" w:space="0" w:color="auto"/>
-          <w:bottom w:val="single" w:sz="6" w:space="0" w:color="auto"/>
-          <w:right w:val="single" w:sz="6" w:space="0" w:color="auto"/>
-          <w:insideH w:val="single" w:sz="6" w:space="0" w:color="auto"/>
-          <w:insideV w:val="single" w:sz="6" w:space="0" w:color="auto"/>
+          <w:top w:val="single" w:sz="6" w:space="0" w:color="808080"/>
+          <w:left w:val="single" w:sz="6" w:space="0" w:color="808080"/>
+          <w:bottom w:val="single" w:sz="6" w:space="0" w:color="808080"/>
+          <w:right w:val="single" w:sz="6" w:space="0" w:color="808080"/>
+          <w:insideH w:val="single" w:sz="6" w:space="0" w:color="808080"/>
+          <w:insideV w:val="single" w:sz="6" w:space="0" w:color="808080"/>
         </w:tblBorders>
       </w:tblPr>
       <w:tblGrid>
@@ -8884,15 +8881,15 @@
       <w:tblPr>
         <w:tblStyle w:val="Table"/>
         <w:tblW w:type="pct" w:w="5000"/>
-        <w:tblLayout w:type="autofit"/>
+        <w:tblLayout w:type="fixed"/>
         <w:tblLook w:firstRow="1" w:lastRow="0" w:firstColumn="0" w:lastColumn="0" w:noHBand="0" w:noVBand="0" w:val="0020"/>
         <w:tblBorders>
-          <w:top w:val="single" w:sz="6" w:space="0" w:color="auto"/>
-          <w:left w:val="single" w:sz="6" w:space="0" w:color="auto"/>
-          <w:bottom w:val="single" w:sz="6" w:space="0" w:color="auto"/>
-          <w:right w:val="single" w:sz="6" w:space="0" w:color="auto"/>
-          <w:insideH w:val="single" w:sz="6" w:space="0" w:color="auto"/>
-          <w:insideV w:val="single" w:sz="6" w:space="0" w:color="auto"/>
+          <w:top w:val="single" w:sz="6" w:space="0" w:color="808080"/>
+          <w:left w:val="single" w:sz="6" w:space="0" w:color="808080"/>
+          <w:bottom w:val="single" w:sz="6" w:space="0" w:color="808080"/>
+          <w:right w:val="single" w:sz="6" w:space="0" w:color="808080"/>
+          <w:insideH w:val="single" w:sz="6" w:space="0" w:color="808080"/>
+          <w:insideV w:val="single" w:sz="6" w:space="0" w:color="808080"/>
         </w:tblBorders>
       </w:tblPr>
       <w:tblGrid>
@@ -9740,14 +9737,13 @@
         <w:tblStyle w:val="Table"/>
         <w:tblW w:type="auto" w:w="0"/>
         <w:tblLook w:firstRow="1" w:lastRow="0" w:firstColumn="0" w:lastColumn="0" w:noHBand="0" w:noVBand="0" w:val="0020"/>
-        <w:tblLayout w:type="autofit"/>
         <w:tblBorders>
-          <w:top w:val="single" w:sz="6" w:space="0" w:color="auto"/>
-          <w:left w:val="single" w:sz="6" w:space="0" w:color="auto"/>
-          <w:bottom w:val="single" w:sz="6" w:space="0" w:color="auto"/>
-          <w:right w:val="single" w:sz="6" w:space="0" w:color="auto"/>
-          <w:insideH w:val="single" w:sz="6" w:space="0" w:color="auto"/>
-          <w:insideV w:val="single" w:sz="6" w:space="0" w:color="auto"/>
+          <w:top w:val="single" w:sz="6" w:space="0" w:color="808080"/>
+          <w:left w:val="single" w:sz="6" w:space="0" w:color="808080"/>
+          <w:bottom w:val="single" w:sz="6" w:space="0" w:color="808080"/>
+          <w:right w:val="single" w:sz="6" w:space="0" w:color="808080"/>
+          <w:insideH w:val="single" w:sz="6" w:space="0" w:color="808080"/>
+          <w:insideV w:val="single" w:sz="6" w:space="0" w:color="808080"/>
         </w:tblBorders>
       </w:tblPr>
       <w:tblGrid>
@@ -10065,15 +10061,15 @@
       <w:tblPr>
         <w:tblStyle w:val="Table"/>
         <w:tblW w:type="pct" w:w="5000"/>
-        <w:tblLayout w:type="autofit"/>
+        <w:tblLayout w:type="fixed"/>
         <w:tblLook w:firstRow="1" w:lastRow="0" w:firstColumn="0" w:lastColumn="0" w:noHBand="0" w:noVBand="0" w:val="0020"/>
         <w:tblBorders>
-          <w:top w:val="single" w:sz="6" w:space="0" w:color="auto"/>
-          <w:left w:val="single" w:sz="6" w:space="0" w:color="auto"/>
-          <w:bottom w:val="single" w:sz="6" w:space="0" w:color="auto"/>
-          <w:right w:val="single" w:sz="6" w:space="0" w:color="auto"/>
-          <w:insideH w:val="single" w:sz="6" w:space="0" w:color="auto"/>
-          <w:insideV w:val="single" w:sz="6" w:space="0" w:color="auto"/>
+          <w:top w:val="single" w:sz="6" w:space="0" w:color="808080"/>
+          <w:left w:val="single" w:sz="6" w:space="0" w:color="808080"/>
+          <w:bottom w:val="single" w:sz="6" w:space="0" w:color="808080"/>
+          <w:right w:val="single" w:sz="6" w:space="0" w:color="808080"/>
+          <w:insideH w:val="single" w:sz="6" w:space="0" w:color="808080"/>
+          <w:insideV w:val="single" w:sz="6" w:space="0" w:color="808080"/>
         </w:tblBorders>
       </w:tblPr>
       <w:tblGrid>
@@ -10935,14 +10931,13 @@
         <w:tblStyle w:val="Table"/>
         <w:tblW w:type="auto" w:w="0"/>
         <w:tblLook w:firstRow="1" w:lastRow="0" w:firstColumn="0" w:lastColumn="0" w:noHBand="0" w:noVBand="0" w:val="0020"/>
-        <w:tblLayout w:type="autofit"/>
         <w:tblBorders>
-          <w:top w:val="single" w:sz="6" w:space="0" w:color="auto"/>
-          <w:left w:val="single" w:sz="6" w:space="0" w:color="auto"/>
-          <w:bottom w:val="single" w:sz="6" w:space="0" w:color="auto"/>
-          <w:right w:val="single" w:sz="6" w:space="0" w:color="auto"/>
-          <w:insideH w:val="single" w:sz="6" w:space="0" w:color="auto"/>
-          <w:insideV w:val="single" w:sz="6" w:space="0" w:color="auto"/>
+          <w:top w:val="single" w:sz="6" w:space="0" w:color="808080"/>
+          <w:left w:val="single" w:sz="6" w:space="0" w:color="808080"/>
+          <w:bottom w:val="single" w:sz="6" w:space="0" w:color="808080"/>
+          <w:right w:val="single" w:sz="6" w:space="0" w:color="808080"/>
+          <w:insideH w:val="single" w:sz="6" w:space="0" w:color="808080"/>
+          <w:insideV w:val="single" w:sz="6" w:space="0" w:color="808080"/>
         </w:tblBorders>
       </w:tblPr>
       <w:tblGrid>
@@ -11258,15 +11253,15 @@
       <w:tblPr>
         <w:tblStyle w:val="Table"/>
         <w:tblW w:type="pct" w:w="5000"/>
-        <w:tblLayout w:type="autofit"/>
+        <w:tblLayout w:type="fixed"/>
         <w:tblLook w:firstRow="1" w:lastRow="0" w:firstColumn="0" w:lastColumn="0" w:noHBand="0" w:noVBand="0" w:val="0020"/>
         <w:tblBorders>
-          <w:top w:val="single" w:sz="6" w:space="0" w:color="auto"/>
-          <w:left w:val="single" w:sz="6" w:space="0" w:color="auto"/>
-          <w:bottom w:val="single" w:sz="6" w:space="0" w:color="auto"/>
-          <w:right w:val="single" w:sz="6" w:space="0" w:color="auto"/>
-          <w:insideH w:val="single" w:sz="6" w:space="0" w:color="auto"/>
-          <w:insideV w:val="single" w:sz="6" w:space="0" w:color="auto"/>
+          <w:top w:val="single" w:sz="6" w:space="0" w:color="808080"/>
+          <w:left w:val="single" w:sz="6" w:space="0" w:color="808080"/>
+          <w:bottom w:val="single" w:sz="6" w:space="0" w:color="808080"/>
+          <w:right w:val="single" w:sz="6" w:space="0" w:color="808080"/>
+          <w:insideH w:val="single" w:sz="6" w:space="0" w:color="808080"/>
+          <w:insideV w:val="single" w:sz="6" w:space="0" w:color="808080"/>
         </w:tblBorders>
       </w:tblPr>
       <w:tblGrid>
@@ -12921,15 +12916,15 @@
       <w:tblPr>
         <w:tblStyle w:val="Table"/>
         <w:tblW w:type="pct" w:w="5000"/>
-        <w:tblLayout w:type="autofit"/>
+        <w:tblLayout w:type="fixed"/>
         <w:tblLook w:firstRow="1" w:lastRow="0" w:firstColumn="0" w:lastColumn="0" w:noHBand="0" w:noVBand="0" w:val="0020"/>
         <w:tblBorders>
-          <w:top w:val="single" w:sz="6" w:space="0" w:color="auto"/>
-          <w:left w:val="single" w:sz="6" w:space="0" w:color="auto"/>
-          <w:bottom w:val="single" w:sz="6" w:space="0" w:color="auto"/>
-          <w:right w:val="single" w:sz="6" w:space="0" w:color="auto"/>
-          <w:insideH w:val="single" w:sz="6" w:space="0" w:color="auto"/>
-          <w:insideV w:val="single" w:sz="6" w:space="0" w:color="auto"/>
+          <w:top w:val="single" w:sz="6" w:space="0" w:color="808080"/>
+          <w:left w:val="single" w:sz="6" w:space="0" w:color="808080"/>
+          <w:bottom w:val="single" w:sz="6" w:space="0" w:color="808080"/>
+          <w:right w:val="single" w:sz="6" w:space="0" w:color="808080"/>
+          <w:insideH w:val="single" w:sz="6" w:space="0" w:color="808080"/>
+          <w:insideV w:val="single" w:sz="6" w:space="0" w:color="808080"/>
         </w:tblBorders>
       </w:tblPr>
       <w:tblGrid>
@@ -13521,15 +13516,15 @@
       <w:tblPr>
         <w:tblStyle w:val="Table"/>
         <w:tblW w:type="pct" w:w="5000"/>
-        <w:tblLayout w:type="autofit"/>
+        <w:tblLayout w:type="fixed"/>
         <w:tblLook w:firstRow="1" w:lastRow="0" w:firstColumn="0" w:lastColumn="0" w:noHBand="0" w:noVBand="0" w:val="0020"/>
         <w:tblBorders>
-          <w:top w:val="single" w:sz="6" w:space="0" w:color="auto"/>
-          <w:left w:val="single" w:sz="6" w:space="0" w:color="auto"/>
-          <w:bottom w:val="single" w:sz="6" w:space="0" w:color="auto"/>
-          <w:right w:val="single" w:sz="6" w:space="0" w:color="auto"/>
-          <w:insideH w:val="single" w:sz="6" w:space="0" w:color="auto"/>
-          <w:insideV w:val="single" w:sz="6" w:space="0" w:color="auto"/>
+          <w:top w:val="single" w:sz="6" w:space="0" w:color="808080"/>
+          <w:left w:val="single" w:sz="6" w:space="0" w:color="808080"/>
+          <w:bottom w:val="single" w:sz="6" w:space="0" w:color="808080"/>
+          <w:right w:val="single" w:sz="6" w:space="0" w:color="808080"/>
+          <w:insideH w:val="single" w:sz="6" w:space="0" w:color="808080"/>
+          <w:insideV w:val="single" w:sz="6" w:space="0" w:color="808080"/>
         </w:tblBorders>
       </w:tblPr>
       <w:tblGrid>
@@ -13845,15 +13840,15 @@
       <w:tblPr>
         <w:tblStyle w:val="Table"/>
         <w:tblW w:type="pct" w:w="5000"/>
-        <w:tblLayout w:type="autofit"/>
+        <w:tblLayout w:type="fixed"/>
         <w:tblLook w:firstRow="1" w:lastRow="0" w:firstColumn="0" w:lastColumn="0" w:noHBand="0" w:noVBand="0" w:val="0020"/>
         <w:tblBorders>
-          <w:top w:val="single" w:sz="6" w:space="0" w:color="auto"/>
-          <w:left w:val="single" w:sz="6" w:space="0" w:color="auto"/>
-          <w:bottom w:val="single" w:sz="6" w:space="0" w:color="auto"/>
-          <w:right w:val="single" w:sz="6" w:space="0" w:color="auto"/>
-          <w:insideH w:val="single" w:sz="6" w:space="0" w:color="auto"/>
-          <w:insideV w:val="single" w:sz="6" w:space="0" w:color="auto"/>
+          <w:top w:val="single" w:sz="6" w:space="0" w:color="808080"/>
+          <w:left w:val="single" w:sz="6" w:space="0" w:color="808080"/>
+          <w:bottom w:val="single" w:sz="6" w:space="0" w:color="808080"/>
+          <w:right w:val="single" w:sz="6" w:space="0" w:color="808080"/>
+          <w:insideH w:val="single" w:sz="6" w:space="0" w:color="808080"/>
+          <w:insideV w:val="single" w:sz="6" w:space="0" w:color="808080"/>
         </w:tblBorders>
       </w:tblPr>
       <w:tblGrid>
@@ -14227,15 +14222,15 @@
       <w:tblPr>
         <w:tblStyle w:val="Table"/>
         <w:tblW w:type="pct" w:w="5000"/>
-        <w:tblLayout w:type="autofit"/>
+        <w:tblLayout w:type="fixed"/>
         <w:tblLook w:firstRow="1" w:lastRow="0" w:firstColumn="0" w:lastColumn="0" w:noHBand="0" w:noVBand="0" w:val="0020"/>
         <w:tblBorders>
-          <w:top w:val="single" w:sz="6" w:space="0" w:color="auto"/>
-          <w:left w:val="single" w:sz="6" w:space="0" w:color="auto"/>
-          <w:bottom w:val="single" w:sz="6" w:space="0" w:color="auto"/>
-          <w:right w:val="single" w:sz="6" w:space="0" w:color="auto"/>
-          <w:insideH w:val="single" w:sz="6" w:space="0" w:color="auto"/>
-          <w:insideV w:val="single" w:sz="6" w:space="0" w:color="auto"/>
+          <w:top w:val="single" w:sz="6" w:space="0" w:color="808080"/>
+          <w:left w:val="single" w:sz="6" w:space="0" w:color="808080"/>
+          <w:bottom w:val="single" w:sz="6" w:space="0" w:color="808080"/>
+          <w:right w:val="single" w:sz="6" w:space="0" w:color="808080"/>
+          <w:insideH w:val="single" w:sz="6" w:space="0" w:color="808080"/>
+          <w:insideV w:val="single" w:sz="6" w:space="0" w:color="808080"/>
         </w:tblBorders>
       </w:tblPr>
       <w:tblGrid>
@@ -14442,15 +14437,15 @@
       <w:tblPr>
         <w:tblStyle w:val="Table"/>
         <w:tblW w:type="pct" w:w="5000"/>
-        <w:tblLayout w:type="autofit"/>
+        <w:tblLayout w:type="fixed"/>
         <w:tblLook w:firstRow="1" w:lastRow="0" w:firstColumn="0" w:lastColumn="0" w:noHBand="0" w:noVBand="0" w:val="0020"/>
         <w:tblBorders>
-          <w:top w:val="single" w:sz="6" w:space="0" w:color="auto"/>
-          <w:left w:val="single" w:sz="6" w:space="0" w:color="auto"/>
-          <w:bottom w:val="single" w:sz="6" w:space="0" w:color="auto"/>
-          <w:right w:val="single" w:sz="6" w:space="0" w:color="auto"/>
-          <w:insideH w:val="single" w:sz="6" w:space="0" w:color="auto"/>
-          <w:insideV w:val="single" w:sz="6" w:space="0" w:color="auto"/>
+          <w:top w:val="single" w:sz="6" w:space="0" w:color="808080"/>
+          <w:left w:val="single" w:sz="6" w:space="0" w:color="808080"/>
+          <w:bottom w:val="single" w:sz="6" w:space="0" w:color="808080"/>
+          <w:right w:val="single" w:sz="6" w:space="0" w:color="808080"/>
+          <w:insideH w:val="single" w:sz="6" w:space="0" w:color="808080"/>
+          <w:insideV w:val="single" w:sz="6" w:space="0" w:color="808080"/>
         </w:tblBorders>
       </w:tblPr>
       <w:tblGrid>
@@ -14741,15 +14736,15 @@
       <w:tblPr>
         <w:tblStyle w:val="Table"/>
         <w:tblW w:type="pct" w:w="5000"/>
-        <w:tblLayout w:type="autofit"/>
+        <w:tblLayout w:type="fixed"/>
         <w:tblLook w:firstRow="1" w:lastRow="0" w:firstColumn="0" w:lastColumn="0" w:noHBand="0" w:noVBand="0" w:val="0020"/>
         <w:tblBorders>
-          <w:top w:val="single" w:sz="6" w:space="0" w:color="auto"/>
-          <w:left w:val="single" w:sz="6" w:space="0" w:color="auto"/>
-          <w:bottom w:val="single" w:sz="6" w:space="0" w:color="auto"/>
-          <w:right w:val="single" w:sz="6" w:space="0" w:color="auto"/>
-          <w:insideH w:val="single" w:sz="6" w:space="0" w:color="auto"/>
-          <w:insideV w:val="single" w:sz="6" w:space="0" w:color="auto"/>
+          <w:top w:val="single" w:sz="6" w:space="0" w:color="808080"/>
+          <w:left w:val="single" w:sz="6" w:space="0" w:color="808080"/>
+          <w:bottom w:val="single" w:sz="6" w:space="0" w:color="808080"/>
+          <w:right w:val="single" w:sz="6" w:space="0" w:color="808080"/>
+          <w:insideH w:val="single" w:sz="6" w:space="0" w:color="808080"/>
+          <w:insideV w:val="single" w:sz="6" w:space="0" w:color="808080"/>
         </w:tblBorders>
       </w:tblPr>
       <w:tblGrid>
@@ -14913,15 +14908,15 @@
       <w:tblPr>
         <w:tblStyle w:val="Table"/>
         <w:tblW w:type="pct" w:w="5000"/>
-        <w:tblLayout w:type="autofit"/>
+        <w:tblLayout w:type="fixed"/>
         <w:tblLook w:firstRow="1" w:lastRow="0" w:firstColumn="0" w:lastColumn="0" w:noHBand="0" w:noVBand="0" w:val="0020"/>
         <w:tblBorders>
-          <w:top w:val="single" w:sz="6" w:space="0" w:color="auto"/>
-          <w:left w:val="single" w:sz="6" w:space="0" w:color="auto"/>
-          <w:bottom w:val="single" w:sz="6" w:space="0" w:color="auto"/>
-          <w:right w:val="single" w:sz="6" w:space="0" w:color="auto"/>
-          <w:insideH w:val="single" w:sz="6" w:space="0" w:color="auto"/>
-          <w:insideV w:val="single" w:sz="6" w:space="0" w:color="auto"/>
+          <w:top w:val="single" w:sz="6" w:space="0" w:color="808080"/>
+          <w:left w:val="single" w:sz="6" w:space="0" w:color="808080"/>
+          <w:bottom w:val="single" w:sz="6" w:space="0" w:color="808080"/>
+          <w:right w:val="single" w:sz="6" w:space="0" w:color="808080"/>
+          <w:insideH w:val="single" w:sz="6" w:space="0" w:color="808080"/>
+          <w:insideV w:val="single" w:sz="6" w:space="0" w:color="808080"/>
         </w:tblBorders>
       </w:tblPr>
       <w:tblGrid>
@@ -15206,15 +15201,15 @@
       <w:tblPr>
         <w:tblStyle w:val="Table"/>
         <w:tblW w:type="pct" w:w="5000"/>
-        <w:tblLayout w:type="autofit"/>
+        <w:tblLayout w:type="fixed"/>
         <w:tblLook w:firstRow="1" w:lastRow="0" w:firstColumn="0" w:lastColumn="0" w:noHBand="0" w:noVBand="0" w:val="0020"/>
         <w:tblBorders>
-          <w:top w:val="single" w:sz="6" w:space="0" w:color="auto"/>
-          <w:left w:val="single" w:sz="6" w:space="0" w:color="auto"/>
-          <w:bottom w:val="single" w:sz="6" w:space="0" w:color="auto"/>
-          <w:right w:val="single" w:sz="6" w:space="0" w:color="auto"/>
-          <w:insideH w:val="single" w:sz="6" w:space="0" w:color="auto"/>
-          <w:insideV w:val="single" w:sz="6" w:space="0" w:color="auto"/>
+          <w:top w:val="single" w:sz="6" w:space="0" w:color="808080"/>
+          <w:left w:val="single" w:sz="6" w:space="0" w:color="808080"/>
+          <w:bottom w:val="single" w:sz="6" w:space="0" w:color="808080"/>
+          <w:right w:val="single" w:sz="6" w:space="0" w:color="808080"/>
+          <w:insideH w:val="single" w:sz="6" w:space="0" w:color="808080"/>
+          <w:insideV w:val="single" w:sz="6" w:space="0" w:color="808080"/>
         </w:tblBorders>
       </w:tblPr>
       <w:tblGrid>
@@ -15545,15 +15540,15 @@
       <w:tblPr>
         <w:tblStyle w:val="Table"/>
         <w:tblW w:type="pct" w:w="5000"/>
-        <w:tblLayout w:type="autofit"/>
+        <w:tblLayout w:type="fixed"/>
         <w:tblLook w:firstRow="1" w:lastRow="0" w:firstColumn="0" w:lastColumn="0" w:noHBand="0" w:noVBand="0" w:val="0020"/>
         <w:tblBorders>
-          <w:top w:val="single" w:sz="6" w:space="0" w:color="auto"/>
-          <w:left w:val="single" w:sz="6" w:space="0" w:color="auto"/>
-          <w:bottom w:val="single" w:sz="6" w:space="0" w:color="auto"/>
-          <w:right w:val="single" w:sz="6" w:space="0" w:color="auto"/>
-          <w:insideH w:val="single" w:sz="6" w:space="0" w:color="auto"/>
-          <w:insideV w:val="single" w:sz="6" w:space="0" w:color="auto"/>
+          <w:top w:val="single" w:sz="6" w:space="0" w:color="808080"/>
+          <w:left w:val="single" w:sz="6" w:space="0" w:color="808080"/>
+          <w:bottom w:val="single" w:sz="6" w:space="0" w:color="808080"/>
+          <w:right w:val="single" w:sz="6" w:space="0" w:color="808080"/>
+          <w:insideH w:val="single" w:sz="6" w:space="0" w:color="808080"/>
+          <w:insideV w:val="single" w:sz="6" w:space="0" w:color="808080"/>
         </w:tblBorders>
       </w:tblPr>
       <w:tblGrid>
@@ -15765,15 +15760,15 @@
       <w:tblPr>
         <w:tblStyle w:val="Table"/>
         <w:tblW w:type="pct" w:w="5000"/>
-        <w:tblLayout w:type="autofit"/>
+        <w:tblLayout w:type="fixed"/>
         <w:tblLook w:firstRow="1" w:lastRow="0" w:firstColumn="0" w:lastColumn="0" w:noHBand="0" w:noVBand="0" w:val="0020"/>
         <w:tblBorders>
-          <w:top w:val="single" w:sz="6" w:space="0" w:color="auto"/>
-          <w:left w:val="single" w:sz="6" w:space="0" w:color="auto"/>
-          <w:bottom w:val="single" w:sz="6" w:space="0" w:color="auto"/>
-          <w:right w:val="single" w:sz="6" w:space="0" w:color="auto"/>
-          <w:insideH w:val="single" w:sz="6" w:space="0" w:color="auto"/>
-          <w:insideV w:val="single" w:sz="6" w:space="0" w:color="auto"/>
+          <w:top w:val="single" w:sz="6" w:space="0" w:color="808080"/>
+          <w:left w:val="single" w:sz="6" w:space="0" w:color="808080"/>
+          <w:bottom w:val="single" w:sz="6" w:space="0" w:color="808080"/>
+          <w:right w:val="single" w:sz="6" w:space="0" w:color="808080"/>
+          <w:insideH w:val="single" w:sz="6" w:space="0" w:color="808080"/>
+          <w:insideV w:val="single" w:sz="6" w:space="0" w:color="808080"/>
         </w:tblBorders>
       </w:tblPr>
       <w:tblGrid>
@@ -16106,15 +16101,15 @@
       <w:tblPr>
         <w:tblStyle w:val="Table"/>
         <w:tblW w:type="pct" w:w="5000"/>
-        <w:tblLayout w:type="autofit"/>
+        <w:tblLayout w:type="fixed"/>
         <w:tblLook w:firstRow="1" w:lastRow="0" w:firstColumn="0" w:lastColumn="0" w:noHBand="0" w:noVBand="0" w:val="0020"/>
         <w:tblBorders>
-          <w:top w:val="single" w:sz="6" w:space="0" w:color="auto"/>
-          <w:left w:val="single" w:sz="6" w:space="0" w:color="auto"/>
-          <w:bottom w:val="single" w:sz="6" w:space="0" w:color="auto"/>
-          <w:right w:val="single" w:sz="6" w:space="0" w:color="auto"/>
-          <w:insideH w:val="single" w:sz="6" w:space="0" w:color="auto"/>
-          <w:insideV w:val="single" w:sz="6" w:space="0" w:color="auto"/>
+          <w:top w:val="single" w:sz="6" w:space="0" w:color="808080"/>
+          <w:left w:val="single" w:sz="6" w:space="0" w:color="808080"/>
+          <w:bottom w:val="single" w:sz="6" w:space="0" w:color="808080"/>
+          <w:right w:val="single" w:sz="6" w:space="0" w:color="808080"/>
+          <w:insideH w:val="single" w:sz="6" w:space="0" w:color="808080"/>
+          <w:insideV w:val="single" w:sz="6" w:space="0" w:color="808080"/>
         </w:tblBorders>
       </w:tblPr>
       <w:tblGrid>
@@ -16705,15 +16700,15 @@
       <w:tblPr>
         <w:tblStyle w:val="Table"/>
         <w:tblW w:type="pct" w:w="5000"/>
-        <w:tblLayout w:type="autofit"/>
+        <w:tblLayout w:type="fixed"/>
         <w:tblLook w:firstRow="1" w:lastRow="0" w:firstColumn="0" w:lastColumn="0" w:noHBand="0" w:noVBand="0" w:val="0020"/>
         <w:tblBorders>
-          <w:top w:val="single" w:sz="6" w:space="0" w:color="auto"/>
-          <w:left w:val="single" w:sz="6" w:space="0" w:color="auto"/>
-          <w:bottom w:val="single" w:sz="6" w:space="0" w:color="auto"/>
-          <w:right w:val="single" w:sz="6" w:space="0" w:color="auto"/>
-          <w:insideH w:val="single" w:sz="6" w:space="0" w:color="auto"/>
-          <w:insideV w:val="single" w:sz="6" w:space="0" w:color="auto"/>
+          <w:top w:val="single" w:sz="6" w:space="0" w:color="808080"/>
+          <w:left w:val="single" w:sz="6" w:space="0" w:color="808080"/>
+          <w:bottom w:val="single" w:sz="6" w:space="0" w:color="808080"/>
+          <w:right w:val="single" w:sz="6" w:space="0" w:color="808080"/>
+          <w:insideH w:val="single" w:sz="6" w:space="0" w:color="808080"/>
+          <w:insideV w:val="single" w:sz="6" w:space="0" w:color="808080"/>
         </w:tblBorders>
       </w:tblPr>
       <w:tblGrid>
@@ -16974,15 +16969,15 @@
       <w:tblPr>
         <w:tblStyle w:val="Table"/>
         <w:tblW w:type="pct" w:w="5000"/>
-        <w:tblLayout w:type="autofit"/>
+        <w:tblLayout w:type="fixed"/>
         <w:tblLook w:firstRow="1" w:lastRow="0" w:firstColumn="0" w:lastColumn="0" w:noHBand="0" w:noVBand="0" w:val="0020"/>
         <w:tblBorders>
-          <w:top w:val="single" w:sz="6" w:space="0" w:color="auto"/>
-          <w:left w:val="single" w:sz="6" w:space="0" w:color="auto"/>
-          <w:bottom w:val="single" w:sz="6" w:space="0" w:color="auto"/>
-          <w:right w:val="single" w:sz="6" w:space="0" w:color="auto"/>
-          <w:insideH w:val="single" w:sz="6" w:space="0" w:color="auto"/>
-          <w:insideV w:val="single" w:sz="6" w:space="0" w:color="auto"/>
+          <w:top w:val="single" w:sz="6" w:space="0" w:color="808080"/>
+          <w:left w:val="single" w:sz="6" w:space="0" w:color="808080"/>
+          <w:bottom w:val="single" w:sz="6" w:space="0" w:color="808080"/>
+          <w:right w:val="single" w:sz="6" w:space="0" w:color="808080"/>
+          <w:insideH w:val="single" w:sz="6" w:space="0" w:color="808080"/>
+          <w:insideV w:val="single" w:sz="6" w:space="0" w:color="808080"/>
         </w:tblBorders>
       </w:tblPr>
       <w:tblGrid>
@@ -17163,15 +17158,15 @@
       <w:tblPr>
         <w:tblStyle w:val="Table"/>
         <w:tblW w:type="pct" w:w="5000"/>
-        <w:tblLayout w:type="autofit"/>
+        <w:tblLayout w:type="fixed"/>
         <w:tblLook w:firstRow="1" w:lastRow="0" w:firstColumn="0" w:lastColumn="0" w:noHBand="0" w:noVBand="0" w:val="0020"/>
         <w:tblBorders>
-          <w:top w:val="single" w:sz="6" w:space="0" w:color="auto"/>
-          <w:left w:val="single" w:sz="6" w:space="0" w:color="auto"/>
-          <w:bottom w:val="single" w:sz="6" w:space="0" w:color="auto"/>
-          <w:right w:val="single" w:sz="6" w:space="0" w:color="auto"/>
-          <w:insideH w:val="single" w:sz="6" w:space="0" w:color="auto"/>
-          <w:insideV w:val="single" w:sz="6" w:space="0" w:color="auto"/>
+          <w:top w:val="single" w:sz="6" w:space="0" w:color="808080"/>
+          <w:left w:val="single" w:sz="6" w:space="0" w:color="808080"/>
+          <w:bottom w:val="single" w:sz="6" w:space="0" w:color="808080"/>
+          <w:right w:val="single" w:sz="6" w:space="0" w:color="808080"/>
+          <w:insideH w:val="single" w:sz="6" w:space="0" w:color="808080"/>
+          <w:insideV w:val="single" w:sz="6" w:space="0" w:color="808080"/>
         </w:tblBorders>
       </w:tblPr>
       <w:tblGrid>
@@ -17423,15 +17418,15 @@
       <w:tblPr>
         <w:tblStyle w:val="Table"/>
         <w:tblW w:type="pct" w:w="5000"/>
-        <w:tblLayout w:type="autofit"/>
+        <w:tblLayout w:type="fixed"/>
         <w:tblLook w:firstRow="1" w:lastRow="0" w:firstColumn="0" w:lastColumn="0" w:noHBand="0" w:noVBand="0" w:val="0020"/>
         <w:tblBorders>
-          <w:top w:val="single" w:sz="6" w:space="0" w:color="auto"/>
-          <w:left w:val="single" w:sz="6" w:space="0" w:color="auto"/>
-          <w:bottom w:val="single" w:sz="6" w:space="0" w:color="auto"/>
-          <w:right w:val="single" w:sz="6" w:space="0" w:color="auto"/>
-          <w:insideH w:val="single" w:sz="6" w:space="0" w:color="auto"/>
-          <w:insideV w:val="single" w:sz="6" w:space="0" w:color="auto"/>
+          <w:top w:val="single" w:sz="6" w:space="0" w:color="808080"/>
+          <w:left w:val="single" w:sz="6" w:space="0" w:color="808080"/>
+          <w:bottom w:val="single" w:sz="6" w:space="0" w:color="808080"/>
+          <w:right w:val="single" w:sz="6" w:space="0" w:color="808080"/>
+          <w:insideH w:val="single" w:sz="6" w:space="0" w:color="808080"/>
+          <w:insideV w:val="single" w:sz="6" w:space="0" w:color="808080"/>
         </w:tblBorders>
       </w:tblPr>
       <w:tblGrid>
@@ -18002,15 +17997,15 @@
       <w:tblPr>
         <w:tblStyle w:val="Table"/>
         <w:tblW w:type="pct" w:w="5000"/>
-        <w:tblLayout w:type="autofit"/>
+        <w:tblLayout w:type="fixed"/>
         <w:tblLook w:firstRow="1" w:lastRow="0" w:firstColumn="0" w:lastColumn="0" w:noHBand="0" w:noVBand="0" w:val="0020"/>
         <w:tblBorders>
-          <w:top w:val="single" w:sz="6" w:space="0" w:color="auto"/>
-          <w:left w:val="single" w:sz="6" w:space="0" w:color="auto"/>
-          <w:bottom w:val="single" w:sz="6" w:space="0" w:color="auto"/>
-          <w:right w:val="single" w:sz="6" w:space="0" w:color="auto"/>
-          <w:insideH w:val="single" w:sz="6" w:space="0" w:color="auto"/>
-          <w:insideV w:val="single" w:sz="6" w:space="0" w:color="auto"/>
+          <w:top w:val="single" w:sz="6" w:space="0" w:color="808080"/>
+          <w:left w:val="single" w:sz="6" w:space="0" w:color="808080"/>
+          <w:bottom w:val="single" w:sz="6" w:space="0" w:color="808080"/>
+          <w:right w:val="single" w:sz="6" w:space="0" w:color="808080"/>
+          <w:insideH w:val="single" w:sz="6" w:space="0" w:color="808080"/>
+          <w:insideV w:val="single" w:sz="6" w:space="0" w:color="808080"/>
         </w:tblBorders>
       </w:tblPr>
       <w:tblGrid>
@@ -18730,15 +18725,15 @@
       <w:tblPr>
         <w:tblStyle w:val="Table"/>
         <w:tblW w:type="pct" w:w="5000"/>
-        <w:tblLayout w:type="autofit"/>
+        <w:tblLayout w:type="fixed"/>
         <w:tblLook w:firstRow="1" w:lastRow="0" w:firstColumn="0" w:lastColumn="0" w:noHBand="0" w:noVBand="0" w:val="0020"/>
         <w:tblBorders>
-          <w:top w:val="single" w:sz="6" w:space="0" w:color="auto"/>
-          <w:left w:val="single" w:sz="6" w:space="0" w:color="auto"/>
-          <w:bottom w:val="single" w:sz="6" w:space="0" w:color="auto"/>
-          <w:right w:val="single" w:sz="6" w:space="0" w:color="auto"/>
-          <w:insideH w:val="single" w:sz="6" w:space="0" w:color="auto"/>
-          <w:insideV w:val="single" w:sz="6" w:space="0" w:color="auto"/>
+          <w:top w:val="single" w:sz="6" w:space="0" w:color="808080"/>
+          <w:left w:val="single" w:sz="6" w:space="0" w:color="808080"/>
+          <w:bottom w:val="single" w:sz="6" w:space="0" w:color="808080"/>
+          <w:right w:val="single" w:sz="6" w:space="0" w:color="808080"/>
+          <w:insideH w:val="single" w:sz="6" w:space="0" w:color="808080"/>
+          <w:insideV w:val="single" w:sz="6" w:space="0" w:color="808080"/>
         </w:tblBorders>
       </w:tblPr>
       <w:tblGrid>
@@ -18932,15 +18927,15 @@
       <w:tblPr>
         <w:tblStyle w:val="Table"/>
         <w:tblW w:type="pct" w:w="5000"/>
-        <w:tblLayout w:type="autofit"/>
+        <w:tblLayout w:type="fixed"/>
         <w:tblLook w:firstRow="1" w:lastRow="0" w:firstColumn="0" w:lastColumn="0" w:noHBand="0" w:noVBand="0" w:val="0020"/>
         <w:tblBorders>
-          <w:top w:val="single" w:sz="6" w:space="0" w:color="auto"/>
-          <w:left w:val="single" w:sz="6" w:space="0" w:color="auto"/>
-          <w:bottom w:val="single" w:sz="6" w:space="0" w:color="auto"/>
-          <w:right w:val="single" w:sz="6" w:space="0" w:color="auto"/>
-          <w:insideH w:val="single" w:sz="6" w:space="0" w:color="auto"/>
-          <w:insideV w:val="single" w:sz="6" w:space="0" w:color="auto"/>
+          <w:top w:val="single" w:sz="6" w:space="0" w:color="808080"/>
+          <w:left w:val="single" w:sz="6" w:space="0" w:color="808080"/>
+          <w:bottom w:val="single" w:sz="6" w:space="0" w:color="808080"/>
+          <w:right w:val="single" w:sz="6" w:space="0" w:color="808080"/>
+          <w:insideH w:val="single" w:sz="6" w:space="0" w:color="808080"/>
+          <w:insideV w:val="single" w:sz="6" w:space="0" w:color="808080"/>
         </w:tblBorders>
       </w:tblPr>
       <w:tblGrid>
@@ -19113,15 +19108,15 @@
       <w:tblPr>
         <w:tblStyle w:val="Table"/>
         <w:tblW w:type="pct" w:w="5000"/>
-        <w:tblLayout w:type="autofit"/>
+        <w:tblLayout w:type="fixed"/>
         <w:tblLook w:firstRow="1" w:lastRow="0" w:firstColumn="0" w:lastColumn="0" w:noHBand="0" w:noVBand="0" w:val="0020"/>
         <w:tblBorders>
-          <w:top w:val="single" w:sz="6" w:space="0" w:color="auto"/>
-          <w:left w:val="single" w:sz="6" w:space="0" w:color="auto"/>
-          <w:bottom w:val="single" w:sz="6" w:space="0" w:color="auto"/>
-          <w:right w:val="single" w:sz="6" w:space="0" w:color="auto"/>
-          <w:insideH w:val="single" w:sz="6" w:space="0" w:color="auto"/>
-          <w:insideV w:val="single" w:sz="6" w:space="0" w:color="auto"/>
+          <w:top w:val="single" w:sz="6" w:space="0" w:color="808080"/>
+          <w:left w:val="single" w:sz="6" w:space="0" w:color="808080"/>
+          <w:bottom w:val="single" w:sz="6" w:space="0" w:color="808080"/>
+          <w:right w:val="single" w:sz="6" w:space="0" w:color="808080"/>
+          <w:insideH w:val="single" w:sz="6" w:space="0" w:color="808080"/>
+          <w:insideV w:val="single" w:sz="6" w:space="0" w:color="808080"/>
         </w:tblBorders>
       </w:tblPr>
       <w:tblGrid>
@@ -20707,7 +20702,6 @@
   <w:docDefaults>
     <w:rPrDefault>
       <w:rPr>
-        <w:color w:val="auto"/>
         <w:rFonts w:asciiTheme="minorHAnsi" w:cstheme="minorBidi" w:eastAsiaTheme="minorEastAsia" w:hAnsiTheme="minorHAnsi"/>
         <w:sz w:val="24"/>
         <w:szCs w:val="24"/>
@@ -21250,6 +21244,14 @@
         <w:bottom w:type="dxa" w:w="0"/>
         <w:right w:type="dxa" w:w="108"/>
       </w:tblCellMar>
+      <w:tblBorders>
+        <w:top w:color="auto" w:space="0" w:sz="6" w:val="single"/>
+        <w:left w:color="auto" w:space="0" w:sz="6" w:val="single"/>
+        <w:bottom w:color="auto" w:space="0" w:sz="6" w:val="single"/>
+        <w:right w:color="auto" w:space="0" w:sz="6" w:val="single"/>
+        <w:insideH w:color="auto" w:space="0" w:sz="6" w:val="single"/>
+        <w:insideV w:color="auto" w:space="0" w:sz="6" w:val="single"/>
+      </w:tblBorders>
     </w:tblPr>
     <w:tblStylePr w:type="firstRow">
       <w:tcPr>
